--- a/PP-salygos/templates/DPSK_LTEN_PARAISKA.docx
+++ b/PP-salygos/templates/DPSK_LTEN_PARAISKA.docx
@@ -254,7 +254,7 @@
                 <w:sz w:val="20"/>
                 <w:szCs w:val="20"/>
               </w:rPr>
-              <w:t>/ĮMONĖS PAVADINIMAS/</w:t>
+              <w:t>ĮMONĖS PAVADINIMAS</w:t>
             </w:r>
           </w:p>
         </w:tc>
@@ -1492,6 +1492,7 @@
                 <w:sz w:val="20"/>
                 <w:szCs w:val="20"/>
               </w:rPr>
+              <w:lastRenderedPageBreak/>
               <w:t>5.</w:t>
             </w:r>
           </w:p>
@@ -2954,6 +2955,7 @@
                 <w:sz w:val="20"/>
                 <w:szCs w:val="20"/>
               </w:rPr>
+              <w:lastRenderedPageBreak/>
               <w:t xml:space="preserve">3. </w:t>
             </w:r>
           </w:p>
@@ -3039,19 +3041,7 @@
                 <w:szCs w:val="20"/>
                 <w:lang w:val="en-US"/>
               </w:rPr>
-              <w:t xml:space="preserve">, a document proving the right of that person </w:t>
-            </w:r>
-            <w:r>
-              <w:rPr>
-                <w:rFonts w:ascii="Arial" w:hAnsi="Arial" w:cs="Arial"/>
-                <w:i/>
-                <w:iCs/>
-                <w:sz w:val="20"/>
-                <w:szCs w:val="20"/>
-                <w:lang w:val="en-US"/>
-              </w:rPr>
-              <w:lastRenderedPageBreak/>
-              <w:t>to sign the application and assume all the obligations related thereto</w:t>
+              <w:t>, a document proving the right of that person to sign the application and assume all the obligations related thereto</w:t>
             </w:r>
           </w:p>
         </w:tc>
@@ -4035,6 +4025,7 @@
           <w:sz w:val="20"/>
           <w:szCs w:val="20"/>
         </w:rPr>
+        <w:lastRenderedPageBreak/>
         <w:t xml:space="preserve">2 lentelė. Informacija apie ūkio subjektus, kurių pajėgumais remiamasi </w:t>
       </w:r>
       <w:r>
@@ -4156,7 +4147,6 @@
                 <w:sz w:val="20"/>
                 <w:szCs w:val="20"/>
               </w:rPr>
-              <w:lastRenderedPageBreak/>
               <w:t>Nr.</w:t>
             </w:r>
             <w:r>
@@ -4212,7 +4202,6 @@
                 <w:sz w:val="20"/>
                 <w:szCs w:val="20"/>
               </w:rPr>
-              <w:lastRenderedPageBreak/>
               <w:t>Ūkio subjekto pavadinimas, adresas, įmonės kodas</w:t>
             </w:r>
             <w:r>
@@ -4249,7 +4238,6 @@
                 <w:szCs w:val="20"/>
                 <w:lang w:val="en-US"/>
               </w:rPr>
-              <w:lastRenderedPageBreak/>
               <w:t>Name, address, company code of the entity</w:t>
             </w:r>
           </w:p>
@@ -4285,7 +4273,6 @@
                 <w:sz w:val="20"/>
                 <w:szCs w:val="20"/>
               </w:rPr>
-              <w:lastRenderedPageBreak/>
               <w:t>Kvalifikacijos reikalavimas, kuriam atitikti pasitelkiamas ūkio subjektas</w:t>
             </w:r>
             <w:r>
@@ -4323,7 +4310,6 @@
                 <w:szCs w:val="20"/>
                 <w:lang w:val="en-US"/>
               </w:rPr>
-              <w:lastRenderedPageBreak/>
               <w:t>Qualification requirement to be met by an entity</w:t>
             </w:r>
           </w:p>
@@ -4356,7 +4342,6 @@
                 <w:sz w:val="20"/>
                 <w:szCs w:val="20"/>
               </w:rPr>
-              <w:lastRenderedPageBreak/>
               <w:t>1.</w:t>
             </w:r>
           </w:p>
@@ -5517,6 +5502,7 @@
                 <w:sz w:val="20"/>
                 <w:szCs w:val="20"/>
               </w:rPr>
+              <w:lastRenderedPageBreak/>
               <w:t>...</w:t>
             </w:r>
           </w:p>
@@ -5584,7 +5570,6 @@
           <w:sz w:val="20"/>
           <w:szCs w:val="20"/>
         </w:rPr>
-        <w:lastRenderedPageBreak/>
         <w:t>(Tiekėjo arba jo įgalioto asmens pareigos, vardas, pavardė, parašas)</w:t>
       </w:r>
       <w:r>
@@ -5655,6 +5640,8 @@
       </w:r>
     </w:p>
     <w:sectPr>
+      <w:headerReference w:type="first" r:id="rId8"/>
+      <w:footerReference w:type="first" r:id="rId9"/>
       <w:pgSz w:w="16838" w:h="11906" w:orient="landscape"/>
       <w:pgMar w:top="1701" w:right="1134" w:bottom="567" w:left="1134" w:header="567" w:footer="567" w:gutter="0"/>
       <w:cols w:space="1296"/>
@@ -5690,6 +5677,71 @@
 </w:endnotes>
 </file>
 
+<file path=word/footer1.xml><?xml version="1.0" encoding="utf-8"?>
+<w:ftr xmlns:wpc="http://schemas.microsoft.com/office/word/2010/wordprocessingCanvas" xmlns:cx="http://schemas.microsoft.com/office/drawing/2014/chartex" xmlns:cx1="http://schemas.microsoft.com/office/drawing/2015/9/8/chartex" xmlns:cx2="http://schemas.microsoft.com/office/drawing/2015/10/21/chartex" xmlns:cx3="http://schemas.microsoft.com/office/drawing/2016/5/9/chartex" xmlns:cx4="http://schemas.microsoft.com/office/drawing/2016/5/10/chartex" xmlns:cx5="http://schemas.microsoft.com/office/drawing/2016/5/11/chartex" xmlns:cx6="http://schemas.microsoft.com/office/drawing/2016/5/12/chartex" xmlns:cx7="http://schemas.microsoft.com/office/drawing/2016/5/13/chartex" xmlns:cx8="http://schemas.microsoft.com/office/drawing/2016/5/14/chartex" xmlns:mc="http://schemas.openxmlformats.org/markup-compatibility/2006" xmlns:aink="http://schemas.microsoft.com/office/drawing/2016/ink" xmlns:am3d="http://schemas.microsoft.com/office/drawing/2017/model3d" xmlns:o="urn:schemas-microsoft-com:office:office" xmlns:oel="http://schemas.microsoft.com/office/2019/extlst" xmlns:r="http://schemas.openxmlformats.org/officeDocument/2006/relationships" xmlns:m="http://schemas.openxmlformats.org/officeDocument/2006/math" xmlns:v="urn:schemas-microsoft-com:vml" xmlns:wp14="http://schemas.microsoft.com/office/word/2010/wordprocessingDrawing" xmlns:wp="http://schemas.openxmlformats.org/drawingml/2006/wordprocessingDrawing" xmlns:w10="urn:schemas-microsoft-com:office:word" xmlns:w="http://schemas.openxmlformats.org/wordprocessingml/2006/main" xmlns:w14="http://schemas.microsoft.com/office/word/2010/wordml" xmlns:w15="http://schemas.microsoft.com/office/word/2012/wordml" xmlns:w16cex="http://schemas.microsoft.com/office/word/2018/wordml/cex" xmlns:w16cid="http://schemas.microsoft.com/office/word/2016/wordml/cid" xmlns:w16="http://schemas.microsoft.com/office/word/2018/wordml" xmlns:w16du="http://schemas.microsoft.com/office/word/2023/wordml/word16du" xmlns:w16sdtdh="http://schemas.microsoft.com/office/word/2020/wordml/sdtdatahash" xmlns:w16sdtfl="http://schemas.microsoft.com/office/word/2024/wordml/sdtformatlock" xmlns:w16se="http://schemas.microsoft.com/office/word/2015/wordml/symex" xmlns:wpg="http://schemas.microsoft.com/office/word/2010/wordprocessingGroup" xmlns:wpi="http://schemas.microsoft.com/office/word/2010/wordprocessingInk" xmlns:wne="http://schemas.microsoft.com/office/word/2006/wordml" xmlns:wps="http://schemas.microsoft.com/office/word/2010/wordprocessingShape" mc:Ignorable="w14 w15 w16se w16cid w16 w16cex w16sdtdh w16sdtfl w16du wp14">
+  <w:sdt>
+    <w:sdtPr>
+      <w:id w:val="1776364638"/>
+      <w:docPartObj>
+        <w:docPartGallery w:val="Page Numbers (Bottom of Page)"/>
+        <w:docPartUnique/>
+      </w:docPartObj>
+    </w:sdtPr>
+    <w:sdtEndPr>
+      <w:rPr>
+        <w:rFonts w:ascii="Arial" w:hAnsi="Arial" w:cs="Arial"/>
+      </w:rPr>
+    </w:sdtEndPr>
+    <w:sdtContent>
+      <w:p>
+        <w:pPr>
+          <w:pStyle w:val="Footer"/>
+          <w:jc w:val="center"/>
+          <w:rPr>
+            <w:rFonts w:ascii="Arial" w:hAnsi="Arial" w:cs="Arial"/>
+          </w:rPr>
+        </w:pPr>
+        <w:r>
+          <w:rPr>
+            <w:rFonts w:ascii="Arial" w:hAnsi="Arial" w:cs="Arial"/>
+          </w:rPr>
+          <w:fldChar w:fldCharType="begin"/>
+        </w:r>
+        <w:r>
+          <w:rPr>
+            <w:rFonts w:ascii="Arial" w:hAnsi="Arial" w:cs="Arial"/>
+          </w:rPr>
+          <w:instrText>PAGE   \* MERGEFORMAT</w:instrText>
+        </w:r>
+        <w:r>
+          <w:rPr>
+            <w:rFonts w:ascii="Arial" w:hAnsi="Arial" w:cs="Arial"/>
+          </w:rPr>
+          <w:fldChar w:fldCharType="separate"/>
+        </w:r>
+        <w:r>
+          <w:rPr>
+            <w:rFonts w:ascii="Arial" w:hAnsi="Arial" w:cs="Arial"/>
+          </w:rPr>
+          <w:t>2</w:t>
+        </w:r>
+        <w:r>
+          <w:rPr>
+            <w:rFonts w:ascii="Arial" w:hAnsi="Arial" w:cs="Arial"/>
+          </w:rPr>
+          <w:fldChar w:fldCharType="end"/>
+        </w:r>
+      </w:p>
+    </w:sdtContent>
+  </w:sdt>
+  <w:p>
+    <w:pPr>
+      <w:pStyle w:val="Footer"/>
+    </w:pPr>
+  </w:p>
+</w:ftr>
+</file>
+
 <file path=word/footnotes.xml><?xml version="1.0" encoding="utf-8"?>
 <w:footnotes xmlns:wpc="http://schemas.microsoft.com/office/word/2010/wordprocessingCanvas" xmlns:cx="http://schemas.microsoft.com/office/drawing/2014/chartex" xmlns:cx1="http://schemas.microsoft.com/office/drawing/2015/9/8/chartex" xmlns:cx2="http://schemas.microsoft.com/office/drawing/2015/10/21/chartex" xmlns:cx3="http://schemas.microsoft.com/office/drawing/2016/5/9/chartex" xmlns:cx4="http://schemas.microsoft.com/office/drawing/2016/5/10/chartex" xmlns:cx5="http://schemas.microsoft.com/office/drawing/2016/5/11/chartex" xmlns:cx6="http://schemas.microsoft.com/office/drawing/2016/5/12/chartex" xmlns:cx7="http://schemas.microsoft.com/office/drawing/2016/5/13/chartex" xmlns:cx8="http://schemas.microsoft.com/office/drawing/2016/5/14/chartex" xmlns:mc="http://schemas.openxmlformats.org/markup-compatibility/2006" xmlns:aink="http://schemas.microsoft.com/office/drawing/2016/ink" xmlns:am3d="http://schemas.microsoft.com/office/drawing/2017/model3d" xmlns:o="urn:schemas-microsoft-com:office:office" xmlns:oel="http://schemas.microsoft.com/office/2019/extlst" xmlns:r="http://schemas.openxmlformats.org/officeDocument/2006/relationships" xmlns:m="http://schemas.openxmlformats.org/officeDocument/2006/math" xmlns:v="urn:schemas-microsoft-com:vml" xmlns:wp14="http://schemas.microsoft.com/office/word/2010/wordprocessingDrawing" xmlns:wp="http://schemas.openxmlformats.org/drawingml/2006/wordprocessingDrawing" xmlns:w10="urn:schemas-microsoft-com:office:word" xmlns:w="http://schemas.openxmlformats.org/wordprocessingml/2006/main" xmlns:w14="http://schemas.microsoft.com/office/word/2010/wordml" xmlns:w15="http://schemas.microsoft.com/office/word/2012/wordml" xmlns:w16cex="http://schemas.microsoft.com/office/word/2018/wordml/cex" xmlns:w16cid="http://schemas.microsoft.com/office/word/2016/wordml/cid" xmlns:w16="http://schemas.microsoft.com/office/word/2018/wordml" xmlns:w16du="http://schemas.microsoft.com/office/word/2023/wordml/word16du" xmlns:w16sdtdh="http://schemas.microsoft.com/office/word/2020/wordml/sdtdatahash" xmlns:w16sdtfl="http://schemas.microsoft.com/office/word/2024/wordml/sdtformatlock" xmlns:w16se="http://schemas.microsoft.com/office/word/2015/wordml/symex" xmlns:wpg="http://schemas.microsoft.com/office/word/2010/wordprocessingGroup" xmlns:wpi="http://schemas.microsoft.com/office/word/2010/wordprocessingInk" xmlns:wne="http://schemas.microsoft.com/office/word/2006/wordml" xmlns:wps="http://schemas.microsoft.com/office/word/2010/wordprocessingShape" mc:Ignorable="w14 w15 w16se w16cid w16 w16cex w16sdtdh w16sdtfl w16du wp14">
   <w:footnote w:type="separator" w:id="-1">
@@ -6076,6 +6128,74 @@
     </w:p>
   </w:footnote>
 </w:footnotes>
+</file>
+
+<file path=word/header1.xml><?xml version="1.0" encoding="utf-8"?>
+<w:hdr xmlns:wpc="http://schemas.microsoft.com/office/word/2010/wordprocessingCanvas" xmlns:cx="http://schemas.microsoft.com/office/drawing/2014/chartex" xmlns:cx1="http://schemas.microsoft.com/office/drawing/2015/9/8/chartex" xmlns:cx2="http://schemas.microsoft.com/office/drawing/2015/10/21/chartex" xmlns:cx3="http://schemas.microsoft.com/office/drawing/2016/5/9/chartex" xmlns:cx4="http://schemas.microsoft.com/office/drawing/2016/5/10/chartex" xmlns:cx5="http://schemas.microsoft.com/office/drawing/2016/5/11/chartex" xmlns:cx6="http://schemas.microsoft.com/office/drawing/2016/5/12/chartex" xmlns:cx7="http://schemas.microsoft.com/office/drawing/2016/5/13/chartex" xmlns:cx8="http://schemas.microsoft.com/office/drawing/2016/5/14/chartex" xmlns:mc="http://schemas.openxmlformats.org/markup-compatibility/2006" xmlns:aink="http://schemas.microsoft.com/office/drawing/2016/ink" xmlns:am3d="http://schemas.microsoft.com/office/drawing/2017/model3d" xmlns:o="urn:schemas-microsoft-com:office:office" xmlns:oel="http://schemas.microsoft.com/office/2019/extlst" xmlns:r="http://schemas.openxmlformats.org/officeDocument/2006/relationships" xmlns:m="http://schemas.openxmlformats.org/officeDocument/2006/math" xmlns:v="urn:schemas-microsoft-com:vml" xmlns:wp14="http://schemas.microsoft.com/office/word/2010/wordprocessingDrawing" xmlns:wp="http://schemas.openxmlformats.org/drawingml/2006/wordprocessingDrawing" xmlns:w10="urn:schemas-microsoft-com:office:word" xmlns:w="http://schemas.openxmlformats.org/wordprocessingml/2006/main" xmlns:w14="http://schemas.microsoft.com/office/word/2010/wordml" xmlns:w15="http://schemas.microsoft.com/office/word/2012/wordml" xmlns:w16cex="http://schemas.microsoft.com/office/word/2018/wordml/cex" xmlns:w16cid="http://schemas.microsoft.com/office/word/2016/wordml/cid" xmlns:w16="http://schemas.microsoft.com/office/word/2018/wordml" xmlns:w16du="http://schemas.microsoft.com/office/word/2023/wordml/word16du" xmlns:w16sdtdh="http://schemas.microsoft.com/office/word/2020/wordml/sdtdatahash" xmlns:w16sdtfl="http://schemas.microsoft.com/office/word/2024/wordml/sdtformatlock" xmlns:w16se="http://schemas.microsoft.com/office/word/2015/wordml/symex" xmlns:wpg="http://schemas.microsoft.com/office/word/2010/wordprocessingGroup" xmlns:wpi="http://schemas.microsoft.com/office/word/2010/wordprocessingInk" xmlns:wne="http://schemas.microsoft.com/office/word/2006/wordml" xmlns:wps="http://schemas.microsoft.com/office/word/2010/wordprocessingShape" mc:Ignorable="w14 w15 w16se w16cid w16 w16cex w16sdtdh w16sdtfl w16du wp14">
+  <w:p>
+    <w:pPr>
+      <w:pStyle w:val="Header"/>
+    </w:pPr>
+    <w:r>
+      <w:rPr>
+        <w:noProof/>
+      </w:rPr>
+      <w:drawing>
+        <wp:anchor distT="0" distB="0" distL="114300" distR="114300" simplePos="0" relativeHeight="251658240" behindDoc="0" locked="0" layoutInCell="1" allowOverlap="1" wp14:anchorId="7D5629E6" wp14:editId="0C2CB9B8">
+          <wp:simplePos x="0" y="0"/>
+          <wp:positionH relativeFrom="margin">
+            <wp:align>center</wp:align>
+          </wp:positionH>
+          <wp:positionV relativeFrom="paragraph">
+            <wp:posOffset>68580</wp:posOffset>
+          </wp:positionV>
+          <wp:extent cx="612250" cy="911232"/>
+          <wp:effectExtent l="0" t="0" r="0" b="3175"/>
+          <wp:wrapTopAndBottom/>
+          <wp:docPr id="7" name="Picture 7" descr="A close-up of a logo&#10;&#10;Description automatically generated with low confidence"/>
+          <wp:cNvGraphicFramePr>
+            <a:graphicFrameLocks xmlns:a="http://schemas.openxmlformats.org/drawingml/2006/main" noChangeAspect="1"/>
+          </wp:cNvGraphicFramePr>
+          <a:graphic xmlns:a="http://schemas.openxmlformats.org/drawingml/2006/main">
+            <a:graphicData uri="http://schemas.openxmlformats.org/drawingml/2006/picture">
+              <pic:pic xmlns:pic="http://schemas.openxmlformats.org/drawingml/2006/picture">
+                <pic:nvPicPr>
+                  <pic:cNvPr id="7" name="Picture 7" descr="A close-up of a logo&#10;&#10;Description automatically generated with low confidence"/>
+                  <pic:cNvPicPr>
+                    <a:picLocks noChangeAspect="1" noChangeArrowheads="1"/>
+                  </pic:cNvPicPr>
+                </pic:nvPicPr>
+                <pic:blipFill>
+                  <a:blip r:embed="rId1">
+                    <a:extLst>
+                      <a:ext uri="{28A0092B-C50C-407E-A947-70E740481C1C}">
+                        <a14:useLocalDpi xmlns:a14="http://schemas.microsoft.com/office/drawing/2010/main" val="0"/>
+                      </a:ext>
+                    </a:extLst>
+                  </a:blip>
+                  <a:srcRect/>
+                  <a:stretch>
+                    <a:fillRect/>
+                  </a:stretch>
+                </pic:blipFill>
+                <pic:spPr bwMode="auto">
+                  <a:xfrm>
+                    <a:off x="0" y="0"/>
+                    <a:ext cx="612250" cy="911232"/>
+                  </a:xfrm>
+                  <a:prstGeom prst="rect">
+                    <a:avLst/>
+                  </a:prstGeom>
+                  <a:noFill/>
+                </pic:spPr>
+              </pic:pic>
+            </a:graphicData>
+          </a:graphic>
+        </wp:anchor>
+      </w:drawing>
+    </w:r>
+  </w:p>
+</w:hdr>
 </file>
 
 <file path=word/numbering.xml><?xml version="1.0" encoding="utf-8"?>
@@ -7450,7 +7570,7 @@
 </file>
 
 <file path=customXml/itemProps1.xml><?xml version="1.0" encoding="utf-8"?>
-<ds:datastoreItem xmlns:ds="http://schemas.openxmlformats.org/officeDocument/2006/customXml" ds:itemID="{ABA9E5FD-9C31-437D-A0E8-66EA8BC5D395}">
+<ds:datastoreItem xmlns:ds="http://schemas.openxmlformats.org/officeDocument/2006/customXml" ds:itemID="{21862F83-5944-4725-8927-477EFDBC74AD}">
   <ds:schemaRefs>
     <ds:schemaRef ds:uri="http://schemas.openxmlformats.org/officeDocument/2006/bibliography"/>
   </ds:schemaRefs>

--- a/PP-salygos/templates/DPSK_LTEN_PARAISKA.docx
+++ b/PP-salygos/templates/DPSK_LTEN_PARAISKA.docx
@@ -2584,7 +2584,7 @@
                 <w:sz w:val="20"/>
                 <w:szCs w:val="20"/>
               </w:rPr>
-              <w:t>EBVPD (tiekėjo (jei dalyvauja tiekėjų  grupė, teikia kiekvienas narys atskirai), subtiekėjo (-ų) ir ūkio subjekto (-ų), kurio (-</w:t>
+              <w:t>EBVPD (tiekėjo (jei dalyvauja tiekėjų grupė, teikia kiekvienas narys atskirai), subtiekėjo (-ų) ir ūkio subjekto (-ų), kurio (-</w:t>
             </w:r>
             <w:proofErr w:type="spellStart"/>
             <w:r>
@@ -3181,7 +3181,7 @@
                 <w:sz w:val="20"/>
                 <w:szCs w:val="20"/>
               </w:rPr>
-              <w:t xml:space="preserve"> ū</w:t>
+              <w:t xml:space="preserve">ū</w:t>
             </w:r>
             <w:r>
               <w:rPr>
@@ -3595,7 +3595,7 @@
                 <w:sz w:val="20"/>
                 <w:szCs w:val="20"/>
               </w:rPr>
-              <w:t xml:space="preserve">Dokumentai, pagrindžiantys, kad tiekėjas atitinka reikalavimus tiekėjų kvalifikacijai ir reikalaujamus  aplinkos apsaugos vadybos sistemų standartus </w:t>
+              <w:t xml:space="preserve">Dokumentai, pagrindžiantys, kad tiekėjas atitinka reikalavimus tiekėjų kvalifikacijai ir reikalaujamus aplinkos apsaugos vadybos sistemų standartus </w:t>
             </w:r>
             <w:r>
               <w:rPr>

--- a/PP-salygos/templates/DPSK_LTEN_PARAISKA.docx
+++ b/PP-salygos/templates/DPSK_LTEN_PARAISKA.docx
@@ -3141,7 +3141,7 @@
                 <w:sz w:val="20"/>
                 <w:szCs w:val="20"/>
               </w:rPr>
-              <w:t xml:space="preserve">(Užpildyti sutikimai būti </w:t>
+              <w:t xml:space="preserve">Užpildyti sutikimai būti </w:t>
             </w:r>
             <w:r>
               <w:rPr>
@@ -3251,7 +3251,7 @@
                 <w:szCs w:val="20"/>
                 <w:lang w:val="en-US"/>
               </w:rPr>
-              <w:t xml:space="preserve">(Completed consents to be a </w:t>
+              <w:t xml:space="preserve">Completed consents to be a </w:t>
             </w:r>
             <w:r>
               <w:rPr>
@@ -3566,7 +3566,7 @@
                 <w:sz w:val="20"/>
                 <w:szCs w:val="20"/>
               </w:rPr>
-              <w:t>6.</w:t>
+              <w:t>5.</w:t>
             </w:r>
           </w:p>
         </w:tc>
@@ -3725,7 +3725,7 @@
                 <w:sz w:val="20"/>
                 <w:szCs w:val="20"/>
               </w:rPr>
-              <w:t>7.</w:t>
+              <w:t>6.</w:t>
             </w:r>
           </w:p>
         </w:tc>
